--- a/docs/MEIJENDEL_MAATREGELENMODEL.docx
+++ b/docs/MEIJENDEL_MAATREGELENMODEL.docx
@@ -29,12 +29,7 @@
         <w:spacing w:after="300"/>
       </w:pPr>
       <w:r>
-        <w:rPr>
-          <w:i/>
-          <w:color w:val="595959"/>
-          <w:sz w:val="19"/>
-        </w:rPr>
-        <w:t>Stand van de beschreven database: 13 oktober 2026</w:t>
+        <w:t>Stand van de beschreven database: 16 oktober 2026. De migratieaanvulling onderaan beschrijft de actuele registratiestructuur.</w:t>
       </w:r>
     </w:p>
     <w:p>
@@ -167,16 +162,7 @@
             <w:vAlign w:val="center"/>
           </w:tcPr>
           <w:p>
-            <w:pPr>
-              <w:jc w:val="left"/>
-            </w:pPr>
             <w:r>
-              <w:rPr>
-                <w:rFonts w:ascii="Arial" w:hAnsi="Arial"/>
-                <w:b/>
-                <w:color w:val="FFFFFF"/>
-                <w:sz w:val="19"/>
-              </w:rPr>
               <w:t>Tabel</w:t>
             </w:r>
           </w:p>
@@ -194,17 +180,8 @@
             <w:vAlign w:val="center"/>
           </w:tcPr>
           <w:p>
-            <w:pPr>
-              <w:jc w:val="center"/>
-            </w:pPr>
             <w:r>
-              <w:rPr>
-                <w:rFonts w:ascii="Arial" w:hAnsi="Arial"/>
-                <w:b/>
-                <w:color w:val="FFFFFF"/>
-                <w:sz w:val="19"/>
-              </w:rPr>
-              <w:t>Stand 13 oktober 2026</w:t>
+              <w:t>Stand 16 oktober 2026</w:t>
             </w:r>
           </w:p>
         </w:tc>
@@ -221,16 +198,7 @@
             <w:vAlign w:val="center"/>
           </w:tcPr>
           <w:p>
-            <w:pPr>
-              <w:jc w:val="left"/>
-            </w:pPr>
             <w:r>
-              <w:rPr>
-                <w:rFonts w:ascii="Arial" w:hAnsi="Arial"/>
-                <w:b/>
-                <w:color w:val="FFFFFF"/>
-                <w:sz w:val="19"/>
-              </w:rPr>
               <w:t>Functie</w:t>
             </w:r>
           </w:p>
@@ -277,14 +245,7 @@
             <w:vAlign w:val="center"/>
           </w:tcPr>
           <w:p>
-            <w:pPr>
-              <w:jc w:val="center"/>
-            </w:pPr>
             <w:r>
-              <w:rPr>
-                <w:rFonts w:ascii="Arial" w:hAnsi="Arial"/>
-                <w:sz w:val="18"/>
-              </w:rPr>
               <w:t>11</w:t>
             </w:r>
           </w:p>
@@ -357,14 +318,7 @@
             <w:shd w:fill="EEF5FA"/>
           </w:tcPr>
           <w:p>
-            <w:pPr>
-              <w:jc w:val="center"/>
-            </w:pPr>
             <w:r>
-              <w:rPr>
-                <w:rFonts w:ascii="Arial" w:hAnsi="Arial"/>
-                <w:sz w:val="18"/>
-              </w:rPr>
               <w:t>26</w:t>
             </w:r>
           </w:p>
@@ -451,15 +405,8 @@
             <w:vAlign w:val="center"/>
           </w:tcPr>
           <w:p>
-            <w:pPr>
-              <w:jc w:val="center"/>
-            </w:pPr>
             <w:r>
-              <w:rPr>
-                <w:rFonts w:ascii="Arial" w:hAnsi="Arial"/>
-                <w:sz w:val="18"/>
-              </w:rPr>
-              <w:t>5 categorieën</w:t>
+              <w:t>5</w:t>
             </w:r>
           </w:p>
         </w:tc>
@@ -531,15 +478,8 @@
             <w:shd w:fill="EEF5FA"/>
           </w:tcPr>
           <w:p>
-            <w:pPr>
-              <w:jc w:val="center"/>
-            </w:pPr>
             <w:r>
-              <w:rPr>
-                <w:rFonts w:ascii="Arial" w:hAnsi="Arial"/>
-                <w:sz w:val="18"/>
-              </w:rPr>
-              <w:t>7 typen</w:t>
+              <w:t>7</w:t>
             </w:r>
           </w:p>
         </w:tc>
@@ -610,15 +550,8 @@
             <w:vAlign w:val="center"/>
           </w:tcPr>
           <w:p>
-            <w:pPr>
-              <w:jc w:val="center"/>
-            </w:pPr>
             <w:r>
-              <w:rPr>
-                <w:rFonts w:ascii="Arial" w:hAnsi="Arial"/>
-                <w:sz w:val="18"/>
-              </w:rPr>
-              <w:t>20 activiteiten</w:t>
+              <w:t>21</w:t>
             </w:r>
           </w:p>
         </w:tc>
@@ -722,16 +655,7 @@
             <w:vAlign w:val="center"/>
           </w:tcPr>
           <w:p>
-            <w:pPr>
-              <w:jc w:val="left"/>
-            </w:pPr>
             <w:r>
-              <w:rPr>
-                <w:rFonts w:ascii="Arial" w:hAnsi="Arial"/>
-                <w:b/>
-                <w:color w:val="FFFFFF"/>
-                <w:sz w:val="19"/>
-              </w:rPr>
               <w:t>Tabel</w:t>
             </w:r>
           </w:p>
@@ -749,16 +673,7 @@
             <w:vAlign w:val="center"/>
           </w:tcPr>
           <w:p>
-            <w:pPr>
-              <w:jc w:val="center"/>
-            </w:pPr>
             <w:r>
-              <w:rPr>
-                <w:rFonts w:ascii="Arial" w:hAnsi="Arial"/>
-                <w:b/>
-                <w:color w:val="FFFFFF"/>
-                <w:sz w:val="19"/>
-              </w:rPr>
               <w:t>Records</w:t>
             </w:r>
           </w:p>
@@ -776,16 +691,7 @@
             <w:vAlign w:val="center"/>
           </w:tcPr>
           <w:p>
-            <w:pPr>
-              <w:jc w:val="left"/>
-            </w:pPr>
             <w:r>
-              <w:rPr>
-                <w:rFonts w:ascii="Arial" w:hAnsi="Arial"/>
-                <w:b/>
-                <w:color w:val="FFFFFF"/>
-                <w:sz w:val="19"/>
-              </w:rPr>
               <w:t>Functie</w:t>
             </w:r>
           </w:p>
@@ -832,15 +738,8 @@
             <w:vAlign w:val="center"/>
           </w:tcPr>
           <w:p>
-            <w:pPr>
-              <w:jc w:val="center"/>
-            </w:pPr>
             <w:r>
-              <w:rPr>
-                <w:rFonts w:ascii="Arial" w:hAnsi="Arial"/>
-                <w:sz w:val="18"/>
-              </w:rPr>
-              <w:t>12</w:t>
+              <w:t>18</w:t>
             </w:r>
           </w:p>
         </w:tc>
@@ -912,15 +811,8 @@
             <w:shd w:fill="EEF5FA"/>
           </w:tcPr>
           <w:p>
-            <w:pPr>
-              <w:jc w:val="center"/>
-            </w:pPr>
             <w:r>
-              <w:rPr>
-                <w:rFonts w:ascii="Arial" w:hAnsi="Arial"/>
-                <w:sz w:val="18"/>
-              </w:rPr>
-              <w:t>33</w:t>
+              <w:t>64</w:t>
             </w:r>
           </w:p>
         </w:tc>
@@ -991,15 +883,8 @@
             <w:vAlign w:val="center"/>
           </w:tcPr>
           <w:p>
-            <w:pPr>
-              <w:jc w:val="center"/>
-            </w:pPr>
             <w:r>
-              <w:rPr>
-                <w:rFonts w:ascii="Arial" w:hAnsi="Arial"/>
-                <w:sz w:val="18"/>
-              </w:rPr>
-              <w:t>8 statussen</w:t>
+              <w:t>8</w:t>
             </w:r>
           </w:p>
         </w:tc>
@@ -1121,16 +1006,7 @@
             <w:vAlign w:val="center"/>
           </w:tcPr>
           <w:p>
-            <w:pPr>
-              <w:jc w:val="left"/>
-            </w:pPr>
             <w:r>
-              <w:rPr>
-                <w:rFonts w:ascii="Arial" w:hAnsi="Arial"/>
-                <w:b/>
-                <w:color w:val="FFFFFF"/>
-                <w:sz w:val="19"/>
-              </w:rPr>
               <w:t>Tabel</w:t>
             </w:r>
           </w:p>
@@ -1148,16 +1024,7 @@
             <w:vAlign w:val="center"/>
           </w:tcPr>
           <w:p>
-            <w:pPr>
-              <w:jc w:val="center"/>
-            </w:pPr>
             <w:r>
-              <w:rPr>
-                <w:rFonts w:ascii="Arial" w:hAnsi="Arial"/>
-                <w:b/>
-                <w:color w:val="FFFFFF"/>
-                <w:sz w:val="19"/>
-              </w:rPr>
               <w:t>Records</w:t>
             </w:r>
           </w:p>
@@ -1175,16 +1042,7 @@
             <w:vAlign w:val="center"/>
           </w:tcPr>
           <w:p>
-            <w:pPr>
-              <w:jc w:val="left"/>
-            </w:pPr>
             <w:r>
-              <w:rPr>
-                <w:rFonts w:ascii="Arial" w:hAnsi="Arial"/>
-                <w:b/>
-                <w:color w:val="FFFFFF"/>
-                <w:sz w:val="19"/>
-              </w:rPr>
               <w:t>Functie</w:t>
             </w:r>
           </w:p>
@@ -1231,15 +1089,8 @@
             <w:vAlign w:val="center"/>
           </w:tcPr>
           <w:p>
-            <w:pPr>
-              <w:jc w:val="center"/>
-            </w:pPr>
             <w:r>
-              <w:rPr>
-                <w:rFonts w:ascii="Arial" w:hAnsi="Arial"/>
-                <w:sz w:val="18"/>
-              </w:rPr>
-              <w:t>13</w:t>
+              <w:t>44</w:t>
             </w:r>
           </w:p>
         </w:tc>
@@ -1311,15 +1162,8 @@
             <w:shd w:fill="EEF5FA"/>
           </w:tcPr>
           <w:p>
-            <w:pPr>
-              <w:jc w:val="center"/>
-            </w:pPr>
             <w:r>
-              <w:rPr>
-                <w:rFonts w:ascii="Arial" w:hAnsi="Arial"/>
-                <w:sz w:val="18"/>
-              </w:rPr>
-              <w:t>6 typen</w:t>
+              <w:t>7</w:t>
             </w:r>
           </w:p>
         </w:tc>
@@ -1390,15 +1234,8 @@
             <w:vAlign w:val="center"/>
           </w:tcPr>
           <w:p>
-            <w:pPr>
-              <w:jc w:val="center"/>
-            </w:pPr>
             <w:r>
-              <w:rPr>
-                <w:rFonts w:ascii="Arial" w:hAnsi="Arial"/>
-                <w:sz w:val="18"/>
-              </w:rPr>
-              <w:t>40</w:t>
+              <w:t>99</w:t>
             </w:r>
           </w:p>
         </w:tc>
@@ -1443,24 +1280,7 @@
         <w:pStyle w:val="ListBullet"/>
       </w:pPr>
       <w:r>
-        <w:rPr>
-          <w:rFonts w:ascii="Arial" w:hAnsi="Arial"/>
-          <w:color w:val="1F4E79"/>
-          <w:sz w:val="20"/>
-        </w:rPr>
-        <w:t>maatregel_bron</w:t>
-      </w:r>
-      <w:r>
-        <w:t xml:space="preserve"> bevat </w:t>
-      </w:r>
-      <w:r>
-        <w:rPr>
-          <w:b/>
-        </w:rPr>
-        <w:t>13 afzonderlijke bronnen</w:t>
-      </w:r>
-      <w:r>
-        <w:t>.</w:t>
+        <w:t>maatregel_bron bevat 44 bronregistraties: 43 inhoudelijke bronnen en één administratieve migratiebron.</w:t>
       </w:r>
     </w:p>
     <w:p>
@@ -1556,16 +1376,7 @@
             <w:vAlign w:val="center"/>
           </w:tcPr>
           <w:p>
-            <w:pPr>
-              <w:jc w:val="left"/>
-            </w:pPr>
             <w:r>
-              <w:rPr>
-                <w:rFonts w:ascii="Arial" w:hAnsi="Arial"/>
-                <w:b/>
-                <w:color w:val="FFFFFF"/>
-                <w:sz w:val="19"/>
-              </w:rPr>
               <w:t>Tabel</w:t>
             </w:r>
           </w:p>
@@ -1583,16 +1394,7 @@
             <w:vAlign w:val="center"/>
           </w:tcPr>
           <w:p>
-            <w:pPr>
-              <w:jc w:val="center"/>
-            </w:pPr>
             <w:r>
-              <w:rPr>
-                <w:rFonts w:ascii="Arial" w:hAnsi="Arial"/>
-                <w:b/>
-                <w:color w:val="FFFFFF"/>
-                <w:sz w:val="19"/>
-              </w:rPr>
               <w:t>Records en periode</w:t>
             </w:r>
           </w:p>
@@ -1610,16 +1412,7 @@
             <w:vAlign w:val="center"/>
           </w:tcPr>
           <w:p>
-            <w:pPr>
-              <w:jc w:val="left"/>
-            </w:pPr>
             <w:r>
-              <w:rPr>
-                <w:rFonts w:ascii="Arial" w:hAnsi="Arial"/>
-                <w:b/>
-                <w:color w:val="FFFFFF"/>
-                <w:sz w:val="19"/>
-              </w:rPr>
               <w:t>Functie</w:t>
             </w:r>
           </w:p>
@@ -1666,15 +1459,8 @@
             <w:vAlign w:val="center"/>
           </w:tcPr>
           <w:p>
-            <w:pPr>
-              <w:jc w:val="center"/>
-            </w:pPr>
             <w:r>
-              <w:rPr>
-                <w:rFonts w:ascii="Arial" w:hAnsi="Arial"/>
-                <w:sz w:val="18"/>
-              </w:rPr>
-              <w:t>58 regels, 1988–2025</w:t>
+              <w:t>104</w:t>
             </w:r>
           </w:p>
         </w:tc>
@@ -1798,16 +1584,7 @@
             <w:vAlign w:val="center"/>
           </w:tcPr>
           <w:p>
-            <w:pPr>
-              <w:jc w:val="left"/>
-            </w:pPr>
             <w:r>
-              <w:rPr>
-                <w:rFonts w:ascii="Arial" w:hAnsi="Arial"/>
-                <w:b/>
-                <w:color w:val="FFFFFF"/>
-                <w:sz w:val="19"/>
-              </w:rPr>
               <w:t>Tabel</w:t>
             </w:r>
           </w:p>
@@ -1825,16 +1602,7 @@
             <w:vAlign w:val="center"/>
           </w:tcPr>
           <w:p>
-            <w:pPr>
-              <w:jc w:val="center"/>
-            </w:pPr>
             <w:r>
-              <w:rPr>
-                <w:rFonts w:ascii="Arial" w:hAnsi="Arial"/>
-                <w:b/>
-                <w:color w:val="FFFFFF"/>
-                <w:sz w:val="19"/>
-              </w:rPr>
               <w:t>Records</w:t>
             </w:r>
           </w:p>
@@ -1852,16 +1620,7 @@
             <w:vAlign w:val="center"/>
           </w:tcPr>
           <w:p>
-            <w:pPr>
-              <w:jc w:val="left"/>
-            </w:pPr>
             <w:r>
-              <w:rPr>
-                <w:rFonts w:ascii="Arial" w:hAnsi="Arial"/>
-                <w:b/>
-                <w:color w:val="FFFFFF"/>
-                <w:sz w:val="19"/>
-              </w:rPr>
               <w:t>Functie</w:t>
             </w:r>
           </w:p>
@@ -1908,14 +1667,7 @@
             <w:vAlign w:val="center"/>
           </w:tcPr>
           <w:p>
-            <w:pPr>
-              <w:jc w:val="center"/>
-            </w:pPr>
             <w:r>
-              <w:rPr>
-                <w:rFonts w:ascii="Arial" w:hAnsi="Arial"/>
-                <w:sz w:val="18"/>
-              </w:rPr>
               <w:t>8</w:t>
             </w:r>
           </w:p>
@@ -1988,14 +1740,7 @@
             <w:shd w:fill="EEF5FA"/>
           </w:tcPr>
           <w:p>
-            <w:pPr>
-              <w:jc w:val="center"/>
-            </w:pPr>
             <w:r>
-              <w:rPr>
-                <w:rFonts w:ascii="Arial" w:hAnsi="Arial"/>
-                <w:sz w:val="18"/>
-              </w:rPr>
               <w:t>1</w:t>
             </w:r>
           </w:p>
@@ -2067,14 +1812,7 @@
             <w:vAlign w:val="center"/>
           </w:tcPr>
           <w:p>
-            <w:pPr>
-              <w:jc w:val="center"/>
-            </w:pPr>
             <w:r>
-              <w:rPr>
-                <w:rFonts w:ascii="Arial" w:hAnsi="Arial"/>
-                <w:sz w:val="18"/>
-              </w:rPr>
               <w:t>69</w:t>
             </w:r>
           </w:p>
@@ -2147,14 +1885,7 @@
             <w:shd w:fill="EEF5FA"/>
           </w:tcPr>
           <w:p>
-            <w:pPr>
-              <w:jc w:val="center"/>
-            </w:pPr>
             <w:r>
-              <w:rPr>
-                <w:rFonts w:ascii="Arial" w:hAnsi="Arial"/>
-                <w:sz w:val="18"/>
-              </w:rPr>
               <w:t>8</w:t>
             </w:r>
           </w:p>
@@ -2226,14 +1957,7 @@
             <w:vAlign w:val="center"/>
           </w:tcPr>
           <w:p>
-            <w:pPr>
-              <w:jc w:val="center"/>
-            </w:pPr>
             <w:r>
-              <w:rPr>
-                <w:rFonts w:ascii="Arial" w:hAnsi="Arial"/>
-                <w:sz w:val="18"/>
-              </w:rPr>
               <w:t>0</w:t>
             </w:r>
           </w:p>
@@ -2349,16 +2073,7 @@
             <w:vAlign w:val="center"/>
           </w:tcPr>
           <w:p>
-            <w:pPr>
-              <w:jc w:val="left"/>
-            </w:pPr>
             <w:r>
-              <w:rPr>
-                <w:rFonts w:ascii="Arial" w:hAnsi="Arial"/>
-                <w:b/>
-                <w:color w:val="FFFFFF"/>
-                <w:sz w:val="19"/>
-              </w:rPr>
               <w:t>Tabel</w:t>
             </w:r>
           </w:p>
@@ -2376,16 +2091,7 @@
             <w:vAlign w:val="center"/>
           </w:tcPr>
           <w:p>
-            <w:pPr>
-              <w:jc w:val="center"/>
-            </w:pPr>
             <w:r>
-              <w:rPr>
-                <w:rFonts w:ascii="Arial" w:hAnsi="Arial"/>
-                <w:b/>
-                <w:color w:val="FFFFFF"/>
-                <w:sz w:val="19"/>
-              </w:rPr>
               <w:t>Records</w:t>
             </w:r>
           </w:p>
@@ -2403,16 +2109,7 @@
             <w:vAlign w:val="center"/>
           </w:tcPr>
           <w:p>
-            <w:pPr>
-              <w:jc w:val="left"/>
-            </w:pPr>
             <w:r>
-              <w:rPr>
-                <w:rFonts w:ascii="Arial" w:hAnsi="Arial"/>
-                <w:b/>
-                <w:color w:val="FFFFFF"/>
-                <w:sz w:val="19"/>
-              </w:rPr>
               <w:t>Functie</w:t>
             </w:r>
           </w:p>
@@ -2459,15 +2156,8 @@
             <w:vAlign w:val="center"/>
           </w:tcPr>
           <w:p>
-            <w:pPr>
-              <w:jc w:val="center"/>
-            </w:pPr>
             <w:r>
-              <w:rPr>
-                <w:rFonts w:ascii="Arial" w:hAnsi="Arial"/>
-                <w:sz w:val="18"/>
-              </w:rPr>
-              <w:t>1</w:t>
+              <w:t>2</w:t>
             </w:r>
           </w:p>
         </w:tc>
@@ -2539,15 +2229,8 @@
             <w:shd w:fill="EEF5FA"/>
           </w:tcPr>
           <w:p>
-            <w:pPr>
-              <w:jc w:val="center"/>
-            </w:pPr>
             <w:r>
-              <w:rPr>
-                <w:rFonts w:ascii="Arial" w:hAnsi="Arial"/>
-                <w:sz w:val="18"/>
-              </w:rPr>
-              <w:t>3</w:t>
+              <w:t>211</w:t>
             </w:r>
           </w:p>
         </w:tc>
@@ -2835,16 +2518,7 @@
             <w:vAlign w:val="center"/>
           </w:tcPr>
           <w:p>
-            <w:pPr>
-              <w:jc w:val="left"/>
-            </w:pPr>
             <w:r>
-              <w:rPr>
-                <w:rFonts w:ascii="Arial" w:hAnsi="Arial"/>
-                <w:b/>
-                <w:color w:val="FFFFFF"/>
-                <w:sz w:val="19"/>
-              </w:rPr>
               <w:t>Plot</w:t>
             </w:r>
           </w:p>
@@ -2862,16 +2536,7 @@
             <w:vAlign w:val="center"/>
           </w:tcPr>
           <w:p>
-            <w:pPr>
-              <w:jc w:val="center"/>
-            </w:pPr>
             <w:r>
-              <w:rPr>
-                <w:rFonts w:ascii="Arial" w:hAnsi="Arial"/>
-                <w:b/>
-                <w:color w:val="FFFFFF"/>
-                <w:sz w:val="19"/>
-              </w:rPr>
               <w:t>Jaar</w:t>
             </w:r>
           </w:p>
@@ -2889,16 +2554,7 @@
             <w:vAlign w:val="center"/>
           </w:tcPr>
           <w:p>
-            <w:pPr>
-              <w:jc w:val="left"/>
-            </w:pPr>
             <w:r>
-              <w:rPr>
-                <w:rFonts w:ascii="Arial" w:hAnsi="Arial"/>
-                <w:b/>
-                <w:color w:val="FFFFFF"/>
-                <w:sz w:val="19"/>
-              </w:rPr>
               <w:t>Uitvoering</w:t>
             </w:r>
           </w:p>
@@ -3255,29 +2911,12 @@
         <w:keepNext/>
       </w:pPr>
       <w:r>
-        <w:t>8. De historische tabel</w:t>
+        <w:t>8. Historische beheerregistraties</w:t>
       </w:r>
     </w:p>
     <w:p>
       <w:r>
-        <w:rPr>
-          <w:rFonts w:ascii="Arial" w:hAnsi="Arial"/>
-          <w:color w:val="1F4E79"/>
-          <w:sz w:val="20"/>
-        </w:rPr>
-        <w:t>plot_jaar_maatregel</w:t>
-      </w:r>
-      <w:r>
-        <w:t xml:space="preserve"> bevat daarnaast </w:t>
-      </w:r>
-      <w:r>
-        <w:rPr>
-          <w:b/>
-        </w:rPr>
-        <w:t>144 handmatige begrazingsregels voor 16 plots in de jaren 1991–1999</w:t>
-      </w:r>
-      <w:r>
-        <w:t>.</w:t>
+        <w:t>De levende lokale database is op 16 oktober 2026 omgezet. De 144 oorspronkelijke begrazingsregistraties voor 16 plots uit 1991–1999 zijn volledig behouden: 139 staan in maatregel_plot_jaar_registratie; de vijf door Ton bevestigde dubbelingen verwijzen naar bestaande uitvoering–plot–jaarfeiten. Dit zijn M15 en M16 in 1991 en M13, M13s en M14 in 1997. Deze vijf feiten worden niet opnieuw opgeslagen. De drie oude fysieke tabellen zijn verwijderd. Hun namen plot_jaar_maatregel, plot_jaar_toegankelijkheid en plot_jaar_toegankelijkheid_deel blijven alleen-lezen compatibiliteitsviews, met respectievelijk 144, 55 en nul regels. v_plot_jaar_maatregel_bronvast behoudt de bestaande 307 regels voor expliciete jaren tussen 1967 en 2025; v_plot_jaar_maatregel_gecombineerd bevat 446 regels, inclusief de 139 aanvullende jaarfeiten. Deze laatste view mag bronregistraties niet als onafhankelijke terreinmetingen of behandeld oppervlak tellen.</w:t>
       </w:r>
     </w:p>
     <w:p>
@@ -3405,6 +3044,59 @@
       </w:hyperlink>
       <w:r>
         <w:t>.</w:t>
+      </w:r>
+    </w:p>
+    <w:p>
+      <w:pPr>
+        <w:pStyle w:val="Heading1"/>
+      </w:pPr>
+      <w:r>
+        <w:t>Integratie begrazing en toegankelijkheid op 16 oktober 2026</w:t>
+      </w:r>
+    </w:p>
+    <w:p>
+      <w:r>
+        <w:t>De levende lokale database is op 16 oktober 2026 omgezet. De 144 oorspronkelijke begrazingsregistraties voor 16 plots uit 1991–1999 zijn volledig behouden: 139 staan in maatregel_plot_jaar_registratie; de vijf door Ton bevestigde dubbelingen verwijzen naar bestaande uitvoering–plot–jaarfeiten. Dit zijn M15 en M16 in 1991 en M13, M13s en M14 in 1997. Deze vijf feiten worden niet opnieuw opgeslagen.</w:t>
+      </w:r>
+    </w:p>
+    <w:p>
+      <w:r>
+        <w:t>De 55 toegankelijkheidsregistraties voor 55 plots in 2024 staan in maatregel_toegankelijkheid_registratie: 20 vrij, 14 beperkt, 12 afgesloten, acht deels beperkt/deels vrij en één deels afgesloten/deels vrij. De deeltabel bevatte nul regels; de twee voorbeeldregels uit de deel-CSV zijn niet geïmporteerd. Status, bronspelling, plotnaam, opmerkingen, lege waarden en NULL blijven herleidbaar. De opmerking bij M36 blijft “nog controleren”. Een gemengde status bewijst geen oppervlakteverdeling.</w:t>
+      </w:r>
+    </w:p>
+    <w:p>
+      <w:r>
+        <w:t>maatregel_registratie_herkomst bevat 199 technische herkomstkoppelingen met oude sleutels, oorspronkelijke rijwaarden, hashes en precies één canoniek doel. Dit zijn auditgegevens, geen extra beheerfeiten. De 43 inhoudelijke maatregelbronnen zijn behouden; één administratieve bron voor deze migratie brengt maatregel_bron op 44 regels. Overnemen uit de handmatige registratie geeft geen nieuwe onafhankelijke bronbevestiging.</w:t>
+      </w:r>
+    </w:p>
+    <w:p>
+      <w:r>
+        <w:t>De drie oude fysieke tabellen zijn verwijderd. Hun namen plot_jaar_maatregel, plot_jaar_toegankelijkheid en plot_jaar_toegankelijkheid_deel blijven alleen-lezen compatibiliteitsviews, met respectievelijk 144, 55 en nul regels. v_plot_jaar_maatregel_bronvast behoudt de bestaande 307 regels voor expliciete jaren tussen 1967 en 2025; v_plot_jaar_maatregel_gecombineerd bevat 446 regels, inclusief de 139 aanvullende jaarfeiten. Deze laatste view mag bronregistraties niet als onafhankelijke terreinmetingen of behandeld oppervlak tellen.</w:t>
+      </w:r>
+    </w:p>
+    <w:p>
+      <w:r>
+        <w:t>Dashboard en Shiny gebruiken dezelfde gereconstrueerde registraties. De SQL-dumpparser leest de nieuwe basistabellen en maakt de oude gegevensobjecten via één R-adapter; parser/cacheversie is 14. Een nieuw schema zonder afgeronde compatibiliteitsviews blokkeert de parser. Voor analyse geldt een toegankelijkheidsstatus uitsluitend in het geregistreerde jaar; buiten 2024 blijft die voor deze 55 plots onbekend. Het dashboard mag de laatste historische registratie apart tonen met bronjaar, maar presenteert haar niet als bewezen toestand van een later jaar. Beheerjaarfeiten worden evenmin stilzwijgend doorgetrokken.</w:t>
+      </w:r>
+    </w:p>
+    <w:p>
+      <w:r>
+        <w:t>Nieuwe import richt zich op de maatregelregistraties. De drie bestaande import-SQL-bestanden gebruiken alleen tijdelijke staging en schrijven niet naar de compatibiliteitsviews. De oorspronkelijke bronidentiteit blijft bij correctie behouden; identieke herimport en gewijzigde herimport zijn op fixtures getest. LOAD DATA LOCAL vereist local_infile aan client- en serverzijde; de iMac-server heeft dit uitgeschakeld. Die globale instelling is in deze taak niet veranderd. Voer de voorbeeld-CSV’s niet als actuele levering in.</w:t>
+      </w:r>
+    </w:p>
+    <w:p>
+      <w:r>
+        <w:t>Controle: volledige rijreconstructie, vijf expliciete ontdubbelingen, idempotentie, herstel na onderbroken tabelwissel, SQL/R-pariteit en cache-/browser-/exportcontracten. De inhoudschecksums van alle overige basistabellen zijn vóór en na de migratie gelijk; bestaande bron- en brontyperegels blijven behouden. De centrale taxoncontrole is vóór en na de wijziging groen: alle 128 centrale routes blijven bereikbaar zonder auditfouten. De afsluitende audit is vastgelegd in de lokale herstelmap.</w:t>
+      </w:r>
+    </w:p>
+    <w:p>
+      <w:r>
+        <w:t>Herstelkopie en controlebewijs staan lokaal in /Users/ton/Documents/Meijendel-herstel/2026-10-16-beheer-toegankelijkheid. Herstel verloopt via gis/scripts/migrate_maatregel_registraties.py --database Meijendel --backup-dir /Users/ton/Documents/Meijendel-herstel/2026-10-16-beheer-toegankelijkheid/backup --restore. Een herstelactie vereist een eigen besluit. Meijendel.sql, volledige cachebouw en VPS zijn in deze lokale migratiefase niet vernieuwd.</w:t>
+      </w:r>
+    </w:p>
+    <w:p>
+      <w:r>
+        <w:t>Betekenistoets: uitvoering, locatie, tijd, toestand en taxonidentiteit blijven onderscheiden volgens Darwin Core (https://dwc.tdwg.org/terms/) en TDWG TCS (https://tcs.tdwg.org/terms/), geraadpleegd op 16 oktober 2026. Begrazingsdieren zijn beheereigenschappen en worden door deze migratie geen wilde soortwaarnemingen.</w:t>
       </w:r>
     </w:p>
     <w:sectPr>

--- a/docs/MEIJENDEL_MAATREGELENMODEL.docx
+++ b/docs/MEIJENDEL_MAATREGELENMODEL.docx
@@ -2916,7 +2916,7 @@
     </w:p>
     <w:p>
       <w:r>
-        <w:t>De levende lokale database is op 16 oktober 2026 omgezet. De 144 oorspronkelijke begrazingsregistraties voor 16 plots uit 1991–1999 zijn volledig behouden: 139 staan in maatregel_plot_jaar_registratie; de vijf door Ton bevestigde dubbelingen verwijzen naar bestaande uitvoering–plot–jaarfeiten. Dit zijn M15 en M16 in 1991 en M13, M13s en M14 in 1997. Deze vijf feiten worden niet opnieuw opgeslagen. De drie oude fysieke tabellen zijn verwijderd. Hun namen plot_jaar_maatregel, plot_jaar_toegankelijkheid en plot_jaar_toegankelijkheid_deel blijven alleen-lezen compatibiliteitsviews, met respectievelijk 144, 55 en nul regels. v_plot_jaar_maatregel_bronvast behoudt de bestaande 307 regels voor expliciete jaren tussen 1967 en 2025; v_plot_jaar_maatregel_gecombineerd bevat 446 regels, inclusief de 139 aanvullende jaarfeiten. Deze laatste view mag bronregistraties niet als onafhankelijke terreinmetingen of behandeld oppervlak tellen.</w:t>
+        <w:t>De levende lokale database is op 16 oktober 2026 omgezet. De 144 oorspronkelijke begrazingsregistraties voor 16 plots uit 1991–1999 zijn volledig behouden: 139 staan in maatregel_plot_jaar_registratie; de vijf door Ton bevestigde dubbelingen verwijzen naar bestaande uitvoering–plot–jaarfeiten. Dit zijn M15 en M16 in 1991 en M13, M13s en M14 in 1997. Deze vijf feiten worden niet opnieuw opgeslagen. De drie oude fysieke tabellen én de gelijknamige compatibiliteitsviews zijn verwijderd. Dashboard en Shiny gebruiken rechtstreeks de centrale registraties. De oorspronkelijke 144, 55 en nul regels blijven voor audit reconstrueerbaar zonder die databaseobjecten. v_plot_jaar_maatregel_bronvast behoudt de bestaande 307 regels voor expliciete jaren tussen 1967 en 2025; v_plot_jaar_maatregel_gecombineerd bevat 446 regels, inclusief de 139 aanvullende jaarfeiten. Deze laatste view mag bronregistraties niet als onafhankelijke terreinmetingen of behandeld oppervlak tellen.</w:t>
       </w:r>
     </w:p>
     <w:p>
@@ -3071,12 +3071,12 @@
     </w:p>
     <w:p>
       <w:r>
-        <w:t>De drie oude fysieke tabellen zijn verwijderd. Hun namen plot_jaar_maatregel, plot_jaar_toegankelijkheid en plot_jaar_toegankelijkheid_deel blijven alleen-lezen compatibiliteitsviews, met respectievelijk 144, 55 en nul regels. v_plot_jaar_maatregel_bronvast behoudt de bestaande 307 regels voor expliciete jaren tussen 1967 en 2025; v_plot_jaar_maatregel_gecombineerd bevat 446 regels, inclusief de 139 aanvullende jaarfeiten. Deze laatste view mag bronregistraties niet als onafhankelijke terreinmetingen of behandeld oppervlak tellen.</w:t>
+        <w:t>De drie oude fysieke tabellen én de gelijknamige compatibiliteitsviews zijn verwijderd. Dashboard en Shiny gebruiken rechtstreeks de centrale registraties. De oorspronkelijke 144, 55 en nul regels blijven voor audit reconstrueerbaar zonder die databaseobjecten. v_plot_jaar_maatregel_bronvast behoudt de bestaande 307 regels voor expliciete jaren tussen 1967 en 2025; v_plot_jaar_maatregel_gecombineerd bevat 446 regels, inclusief de 139 aanvullende jaarfeiten. Deze laatste view mag bronregistraties niet als onafhankelijke terreinmetingen of behandeld oppervlak tellen.</w:t>
       </w:r>
     </w:p>
     <w:p>
       <w:r>
-        <w:t>Dashboard en Shiny gebruiken dezelfde gereconstrueerde registraties. De SQL-dumpparser leest de nieuwe basistabellen en maakt de oude gegevensobjecten via één R-adapter; parser/cacheversie is 14. Een nieuw schema zonder afgeronde compatibiliteitsviews blokkeert de parser. Voor analyse geldt een toegankelijkheidsstatus uitsluitend in het geregistreerde jaar; buiten 2024 blijft die voor deze 55 plots onbekend. Het dashboard mag de laatste historische registratie apart tonen met bronjaar, maar presenteert haar niet als bewezen toestand van een later jaar. Beheerjaarfeiten worden evenmin stilzwijgend doorgetrokken.</w:t>
+        <w:t>Dashboard en Shiny lezen rechtstreeks uit de centrale basistabellen via build_maatregel_registration_data. Parser/cacheversie is 15; de oude gegevensobjectnamen en de afhankelijkheid van compatibiliteitsviews zijn uit de actieve leesroute verwijderd. Voor analyse geldt een toegankelijkheidsstatus uitsluitend in het geregistreerde jaar; buiten 2024 blijft die voor deze 55 plots onbekend. Het dashboard mag de laatste historische registratie apart tonen met bronjaar, maar presenteert haar niet als bewezen toestand van een later jaar. Beheerjaarfeiten worden evenmin stilzwijgend doorgetrokken.</w:t>
       </w:r>
     </w:p>
     <w:p>
@@ -3097,6 +3097,39 @@
     <w:p>
       <w:r>
         <w:t>Betekenistoets: uitvoering, locatie, tijd, toestand en taxonidentiteit blijven onderscheiden volgens Darwin Core (https://dwc.tdwg.org/terms/) en TDWG TCS (https://tcs.tdwg.org/terms/), geraadpleegd op 16 oktober 2026. Begrazingsdieren zijn beheereigenschappen en worden door deze migratie geen wilde soortwaarnemingen.</w:t>
+      </w:r>
+    </w:p>
+    <w:p>
+      <w:pPr>
+        <w:pStyle w:val="Heading1"/>
+      </w:pPr>
+      <w:r>
+        <w:t>Rechtstreekse aansluiting zonder compatibiliteitsviews</w:t>
+      </w:r>
+    </w:p>
+    <w:p>
+      <w:r>
+        <w:t>De drie compatibiliteitsviews plot_jaar_maatregel, plot_jaar_toegankelijkheid en plot_jaar_toegankelijkheid_deel zijn op 16 oktober 2026 op verzoek van Ton verwijderd. Er zijn onder deze drie namen geen tabellen of views meer aanwezig. De fysieke registratietabellen, de 199 herkomstkoppelingen en alle overige gegevens zijn behouden.</w:t>
+      </w:r>
+    </w:p>
+    <w:p>
+      <w:r>
+        <w:t>Dashboard en Shiny lezen rechtstreeks de centrale basistabellen. De 139 aanvullende begrazingsregistraties uit 1991–1999 en de vijf bestaande uitvoeringsfeiten leveren samen dezelfde 144 beheerfeiten voor 16 plots. De 55 toegankelijkheidsregistraties uit 2024 worden met niveau plot/deel gelezen; een deelregistratie wordt niet als toestand van het hele plot gebruikt. De nieuwe gegevensobjecten heten maatregel_beheer_jaar en maatregel_toegankelijkheid_registratie. Parser/cacheversie is 15.</w:t>
+      </w:r>
+    </w:p>
+    <w:p>
+      <w:r>
+        <w:t>De vijf bestaande uitvoeringsfeiten worden via hun expliciete herkomstkoppeling, uitvoeringsjaar en geverifieerde plotkoppeling bereikt, zonder het oorspronkelijke JSON-rijpayload als toepassingsgegevens te reconstrueren. Oude veldnamen en bronwaarden blijven uitsluitend beschikbaar voor historische reconstructie en herstelcontrole. De 307 bronvaste en 446 gecombineerde plot-jaarregels blijven ongewijzigd; deze vervolgwijziging voegt geen waarnemingen of beheerfeiten toe.</w:t>
+      </w:r>
+    </w:p>
+    <w:p>
+      <w:r>
+        <w:t>Import- en exportcontroles gebruiken eveneens de centrale tabellen en selecties. De oude classificatieherstelroute is onafhankelijk gemaakt van de verwijderde objecten. Een onderbroken migratie met achtergebleven _migratie_oud-tabellen stopt expliciet. De eerdere v1-migratie en haar oorspronkelijke herstelkopie blijven historisch controleerbaar; normale herhaling na de viewverwijdering maakt de views niet opnieuw aan.</w:t>
+      </w:r>
+    </w:p>
+    <w:p>
+      <w:r>
+        <w:t>Controlebewijs en hersteldefinities staan lokaal in /Users/ton/Documents/Meijendel-herstel/2026-10-16-maatregelen-rechtstreeks. De drie viewdefinities staan in views/restore-views.sql. Dit bestand wordt uitsluitend bij een afzonderlijk besloten herstel gebruikt. De zware Meijendel.sql-export, volledige cachebouw en VPS-publicatie maken geen deel uit van deze vervolgwijziging.</w:t>
       </w:r>
     </w:p>
     <w:sectPr>
